--- a/examples/projects/kuntolo/reports/Kuntolo_Pumping_Test_Report.docx
+++ b/examples/projects/kuntolo/reports/Kuntolo_Pumping_Test_Report.docx
@@ -568,8 +568,59 @@
       <w:r>
         <w:drawing>
           <wp:inline xmlns:a="http://schemas.openxmlformats.org/drawingml/2006/main" xmlns:pic="http://schemas.openxmlformats.org/drawingml/2006/picture">
+            <wp:extent cx="5040000" cy="4931660"/>
+            <wp:docPr id="1" name="Picture 1"/>
+            <wp:cNvGraphicFramePr>
+              <a:graphicFrameLocks noChangeAspect="1"/>
+            </wp:cNvGraphicFramePr>
+            <a:graphic>
+              <a:graphicData uri="http://schemas.openxmlformats.org/drawingml/2006/picture">
+                <pic:pic>
+                  <pic:nvPicPr>
+                    <pic:cNvPr id="0" name="study_area_map_8p7266_12p7423.png"/>
+                    <pic:cNvPicPr/>
+                  </pic:nvPicPr>
+                  <pic:blipFill>
+                    <a:blip r:embed="rId10"/>
+                    <a:stretch>
+                      <a:fillRect/>
+                    </a:stretch>
+                  </pic:blipFill>
+                  <pic:spPr>
+                    <a:xfrm>
+                      <a:off x="0" y="0"/>
+                      <a:ext cx="5040000" cy="4931660"/>
+                    </a:xfrm>
+                    <a:prstGeom prst="rect"/>
+                  </pic:spPr>
+                </pic:pic>
+              </a:graphicData>
+            </a:graphic>
+          </wp:inline>
+        </w:drawing>
+      </w:r>
+    </w:p>
+    <w:p>
+      <w:pPr>
+        <w:jc w:val="center"/>
+      </w:pPr>
+      <w:r>
+        <w:rPr>
+          <w:b/>
+          <w:sz w:val="18"/>
+        </w:rPr>
+        <w:t>Figure 1. Study area at Port Loko district, with its location in Sierra Leone inset. Boundaries from geoBoundaries (CC BY 4.0).</w:t>
+      </w:r>
+    </w:p>
+    <w:p>
+      <w:pPr>
+        <w:jc w:val="center"/>
+      </w:pPr>
+      <w:r>
+        <w:drawing>
+          <wp:inline xmlns:a="http://schemas.openxmlformats.org/drawingml/2006/main" xmlns:pic="http://schemas.openxmlformats.org/drawingml/2006/picture">
             <wp:extent cx="5040000" cy="5105092"/>
-            <wp:docPr id="1" name="Picture 1"/>
+            <wp:docPr id="2" name="Picture 2"/>
             <wp:cNvGraphicFramePr>
               <a:graphicFrameLocks noChangeAspect="1"/>
             </wp:cNvGraphicFramePr>
@@ -581,7 +632,7 @@
                     <pic:cNvPicPr/>
                   </pic:nvPicPr>
                   <pic:blipFill>
-                    <a:blip r:embed="rId10"/>
+                    <a:blip r:embed="rId11"/>
                     <a:stretch>
                       <a:fillRect/>
                     </a:stretch>
@@ -609,7 +660,7 @@
           <w:b/>
           <w:sz w:val="18"/>
         </w:rPr>
-        <w:t>Figure 1. Location of Port Loko district. Boundaries from geoBoundaries (CC BY 4.0).</w:t>
+        <w:t>Figure 2. Location of Port Loko district. Boundaries from geoBoundaries (CC BY 4.0).</w:t>
       </w:r>
     </w:p>
     <w:p>
@@ -640,7 +691,7 @@
         <w:drawing>
           <wp:inline xmlns:a="http://schemas.openxmlformats.org/drawingml/2006/main" xmlns:pic="http://schemas.openxmlformats.org/drawingml/2006/picture">
             <wp:extent cx="5400000" cy="2702179"/>
-            <wp:docPr id="2" name="Picture 2"/>
+            <wp:docPr id="3" name="Picture 3"/>
             <wp:cNvGraphicFramePr>
               <a:graphicFrameLocks noChangeAspect="1"/>
             </wp:cNvGraphicFramePr>
@@ -652,7 +703,7 @@
                     <pic:cNvPicPr/>
                   </pic:nvPicPr>
                   <pic:blipFill>
-                    <a:blip r:embed="rId11"/>
+                    <a:blip r:embed="rId12"/>
                     <a:stretch>
                       <a:fillRect/>
                     </a:stretch>
@@ -680,7 +731,7 @@
           <w:b/>
           <w:sz w:val="18"/>
         </w:rPr>
-        <w:t>Figure 2. Water level record for the full test including recovery.</w:t>
+        <w:t>Figure 3. Water level record for the full test including recovery.</w:t>
       </w:r>
     </w:p>
     <w:p>
@@ -757,7 +808,7 @@
         <w:drawing>
           <wp:inline xmlns:a="http://schemas.openxmlformats.org/drawingml/2006/main" xmlns:pic="http://schemas.openxmlformats.org/drawingml/2006/picture">
             <wp:extent cx="5400000" cy="3191611"/>
-            <wp:docPr id="3" name="Picture 3"/>
+            <wp:docPr id="4" name="Picture 4"/>
             <wp:cNvGraphicFramePr>
               <a:graphicFrameLocks noChangeAspect="1"/>
             </wp:cNvGraphicFramePr>
@@ -769,7 +820,7 @@
                     <pic:cNvPicPr/>
                   </pic:nvPicPr>
                   <pic:blipFill>
-                    <a:blip r:embed="rId12"/>
+                    <a:blip r:embed="rId13"/>
                     <a:stretch>
                       <a:fillRect/>
                     </a:stretch>
@@ -797,7 +848,7 @@
           <w:b/>
           <w:sz w:val="18"/>
         </w:rPr>
-        <w:t>Figure 3. Step drawdown curves (discharge pending).</w:t>
+        <w:t>Figure 4. Step drawdown curves (discharge pending).</w:t>
       </w:r>
     </w:p>
     <w:p>

--- a/examples/projects/kuntolo/reports/Kuntolo_Pumping_Test_Report.docx
+++ b/examples/projects/kuntolo/reports/Kuntolo_Pumping_Test_Report.docx
@@ -568,7 +568,7 @@
       <w:r>
         <w:drawing>
           <wp:inline xmlns:a="http://schemas.openxmlformats.org/drawingml/2006/main" xmlns:pic="http://schemas.openxmlformats.org/drawingml/2006/picture">
-            <wp:extent cx="5040000" cy="4931660"/>
+            <wp:extent cx="5040000" cy="4944987"/>
             <wp:docPr id="1" name="Picture 1"/>
             <wp:cNvGraphicFramePr>
               <a:graphicFrameLocks noChangeAspect="1"/>
@@ -577,7 +577,7 @@
               <a:graphicData uri="http://schemas.openxmlformats.org/drawingml/2006/picture">
                 <pic:pic>
                   <pic:nvPicPr>
-                    <pic:cNvPr id="0" name="study_area_map_8p7266_12p7423.png"/>
+                    <pic:cNvPr id="0" name="study_area_map_8p7265_12p7421.png"/>
                     <pic:cNvPicPr/>
                   </pic:nvPicPr>
                   <pic:blipFill>
@@ -589,7 +589,7 @@
                   <pic:spPr>
                     <a:xfrm>
                       <a:off x="0" y="0"/>
-                      <a:ext cx="5040000" cy="4931660"/>
+                      <a:ext cx="5040000" cy="4944987"/>
                     </a:xfrm>
                     <a:prstGeom prst="rect"/>
                   </pic:spPr>
@@ -619,7 +619,7 @@
       <w:r>
         <w:drawing>
           <wp:inline xmlns:a="http://schemas.openxmlformats.org/drawingml/2006/main" xmlns:pic="http://schemas.openxmlformats.org/drawingml/2006/picture">
-            <wp:extent cx="5040000" cy="5105092"/>
+            <wp:extent cx="5040000" cy="4979120"/>
             <wp:docPr id="2" name="Picture 2"/>
             <wp:cNvGraphicFramePr>
               <a:graphicFrameLocks noChangeAspect="1"/>
@@ -628,7 +628,7 @@
               <a:graphicData uri="http://schemas.openxmlformats.org/drawingml/2006/picture">
                 <pic:pic>
                   <pic:nvPicPr>
-                    <pic:cNvPr id="0" name="admin_map_8p7266_12p7423.png"/>
+                    <pic:cNvPr id="0" name="admin_map_8p7265_12p7421.png"/>
                     <pic:cNvPicPr/>
                   </pic:nvPicPr>
                   <pic:blipFill>
@@ -640,7 +640,7 @@
                   <pic:spPr>
                     <a:xfrm>
                       <a:off x="0" y="0"/>
-                      <a:ext cx="5040000" cy="5105092"/>
+                      <a:ext cx="5040000" cy="4979120"/>
                     </a:xfrm>
                     <a:prstGeom prst="rect"/>
                   </pic:spPr>

--- a/examples/projects/kuntolo/reports/Kuntolo_Pumping_Test_Report.docx
+++ b/examples/projects/kuntolo/reports/Kuntolo_Pumping_Test_Report.docx
@@ -577,7 +577,7 @@
               <a:graphicData uri="http://schemas.openxmlformats.org/drawingml/2006/picture">
                 <pic:pic>
                   <pic:nvPicPr>
-                    <pic:cNvPr id="0" name="study_area_map_8p7265_12p7421.png"/>
+                    <pic:cNvPr id="0" name="study_area_map_port_loko_district.png"/>
                     <pic:cNvPicPr/>
                   </pic:nvPicPr>
                   <pic:blipFill>
@@ -628,7 +628,7 @@
               <a:graphicData uri="http://schemas.openxmlformats.org/drawingml/2006/picture">
                 <pic:pic>
                   <pic:nvPicPr>
-                    <pic:cNvPr id="0" name="admin_map_8p7265_12p7421.png"/>
+                    <pic:cNvPr id="0" name="admin_map_port_loko_district.png"/>
                     <pic:cNvPicPr/>
                   </pic:nvPicPr>
                   <pic:blipFill>

--- a/examples/projects/kuntolo/reports/Kuntolo_Pumping_Test_Report.docx
+++ b/examples/projects/kuntolo/reports/Kuntolo_Pumping_Test_Report.docx
@@ -27,7 +27,7 @@
         <w:rPr>
           <w:sz w:val="26"/>
         </w:rPr>
-        <w:t>Step With Recovery Test</w:t>
+        <w:t>Step drawdown test with recovery</w:t>
       </w:r>
     </w:p>
     <w:p>
@@ -176,7 +176,7 @@
           <w:b w:val="0"/>
           <w:i w:val="0"/>
         </w:rPr>
-        <w:t>A step with recovery pumping test was carried out on the borehole at Kuntoloh. The drawdown and recovery curves are valid, but the transmissivity and safe yield are pending because discharge is missing on the field sheet.</w:t>
+        <w:t>A step drawdown test with recovery was carried out on the borehole at Kuntoloh. The recorded water levels are inconsistent with the stated static level, pump setting or borehole depth (see the data verification notes), so the curves are shown as recorded and their drawdowns are not to be relied on; the transmissivity and safe yield are pending because discharge is missing on the field sheet.</w:t>
       </w:r>
     </w:p>
     <w:p>
@@ -367,7 +367,7 @@
               <w:rPr>
                 <w:sz w:val="19"/>
               </w:rPr>
-              <w:t>step+recovery</w:t>
+              <w:t>step drawdown test with recovery</w:t>
             </w:r>
           </w:p>
         </w:tc>
@@ -473,7 +473,7 @@
                 <w:b/>
                 <w:sz w:val="19"/>
               </w:rPr>
-              <w:t>Pump setting</w:t>
+              <w:t>Pump setting during test</w:t>
             </w:r>
           </w:p>
         </w:tc>
@@ -491,6 +491,37 @@
             </w:r>
           </w:p>
         </w:tc>
+        <w:tc>
+          <w:tcPr>
+            <w:tcW w:type="dxa" w:w="2268"/>
+          </w:tcPr>
+          <w:p>
+            <w:r/>
+            <w:r>
+              <w:rPr>
+                <w:b/>
+                <w:sz w:val="19"/>
+              </w:rPr>
+              <w:t>Pumping duration</w:t>
+            </w:r>
+          </w:p>
+        </w:tc>
+        <w:tc>
+          <w:tcPr>
+            <w:tcW w:type="dxa" w:w="2268"/>
+          </w:tcPr>
+          <w:p>
+            <w:r/>
+            <w:r>
+              <w:rPr>
+                <w:sz w:val="19"/>
+              </w:rPr>
+              <w:t>158 min</w:t>
+            </w:r>
+          </w:p>
+        </w:tc>
+      </w:tr>
+      <w:tr>
         <w:tc>
           <w:tcPr>
             <w:tcW w:type="dxa" w:w="2268"/>
@@ -520,9 +551,30 @@
             </w:r>
           </w:p>
         </w:tc>
+        <w:tc>
+          <w:tcPr>
+            <w:tcW w:type="dxa" w:w="2268"/>
+          </w:tcPr>
+          <w:p/>
+        </w:tc>
+        <w:tc>
+          <w:tcPr>
+            <w:tcW w:type="dxa" w:w="2268"/>
+          </w:tcPr>
+          <w:p/>
+        </w:tc>
       </w:tr>
     </w:tbl>
     <w:p/>
+    <w:p>
+      <w:r>
+        <w:rPr>
+          <w:b w:val="0"/>
+          <w:i/>
+        </w:rPr>
+        <w:t>Water levels are depths below the top of the casing, the datum the field sheet records them from; the casing's stick-up above ground is not recorded, so every depth in this report is to that datum.</w:t>
+      </w:r>
+    </w:p>
     <w:p>
       <w:r>
         <w:rPr>
@@ -690,7 +742,7 @@
       <w:r>
         <w:drawing>
           <wp:inline xmlns:a="http://schemas.openxmlformats.org/drawingml/2006/main" xmlns:pic="http://schemas.openxmlformats.org/drawingml/2006/picture">
-            <wp:extent cx="5400000" cy="2702179"/>
+            <wp:extent cx="5400000" cy="3133656"/>
             <wp:docPr id="3" name="Picture 3"/>
             <wp:cNvGraphicFramePr>
               <a:graphicFrameLocks noChangeAspect="1"/>
@@ -711,7 +763,7 @@
                   <pic:spPr>
                     <a:xfrm>
                       <a:off x="0" y="0"/>
-                      <a:ext cx="5400000" cy="2702179"/>
+                      <a:ext cx="5400000" cy="3133656"/>
                     </a:xfrm>
                     <a:prstGeom prst="rect"/>
                   </pic:spPr>
@@ -740,7 +792,7 @@
           <w:b w:val="0"/>
           <w:i w:val="0"/>
         </w:rPr>
-        <w:t>The maximum drawdown reached 59.2 m below the static water level.</w:t>
+        <w:t>The maximum drawdown reached 59.2 m below the static water level, as recorded; the notes below say why the recorded levels cannot all be right.</w:t>
       </w:r>
     </w:p>
     <w:p>
@@ -781,6 +833,14 @@
         <w:pStyle w:val="ListBullet"/>
       </w:pPr>
       <w:r>
+        <w:t>[WARNING] level_below_pump: Recorded water level 78.45 m is below the pump intake at 60 m. A pump cannot draw the level below its own intake, so the pump setting, the levels or the datum on the sheet is wrong; the drawdown figures are as recorded and not to be relied on.</w:t>
+      </w:r>
+    </w:p>
+    <w:p>
+      <w:pPr>
+        <w:pStyle w:val="ListBullet"/>
+      </w:pPr>
+      <w:r>
         <w:t>[WARNING] step_test_pending: Step test analysis pending: discharge per step is missing.</w:t>
       </w:r>
     </w:p>
@@ -807,7 +867,7 @@
       <w:r>
         <w:drawing>
           <wp:inline xmlns:a="http://schemas.openxmlformats.org/drawingml/2006/main" xmlns:pic="http://schemas.openxmlformats.org/drawingml/2006/picture">
-            <wp:extent cx="5400000" cy="3191611"/>
+            <wp:extent cx="5400000" cy="3598284"/>
             <wp:docPr id="4" name="Picture 4"/>
             <wp:cNvGraphicFramePr>
               <a:graphicFrameLocks noChangeAspect="1"/>
@@ -828,7 +888,7 @@
                   <pic:spPr>
                     <a:xfrm>
                       <a:off x="0" y="0"/>
-                      <a:ext cx="5400000" cy="3191611"/>
+                      <a:ext cx="5400000" cy="3598284"/>
                     </a:xfrm>
                     <a:prstGeom prst="rect"/>
                   </pic:spPr>
@@ -1124,6 +1184,36 @@
               <w:rPr>
                 <w:sz w:val="19"/>
               </w:rPr>
+              <w:t>Confidence</w:t>
+            </w:r>
+          </w:p>
+        </w:tc>
+        <w:tc>
+          <w:tcPr>
+            <w:tcW w:type="dxa" w:w="4536"/>
+          </w:tcPr>
+          <w:p>
+            <w:r/>
+            <w:r>
+              <w:rPr>
+                <w:sz w:val="19"/>
+              </w:rPr>
+              <w:t>pending</w:t>
+            </w:r>
+          </w:p>
+        </w:tc>
+      </w:tr>
+      <w:tr>
+        <w:tc>
+          <w:tcPr>
+            <w:tcW w:type="dxa" w:w="4536"/>
+          </w:tcPr>
+          <w:p>
+            <w:r/>
+            <w:r>
+              <w:rPr>
+                <w:sz w:val="19"/>
+              </w:rPr>
               <w:t>Recommended pump installation depth</w:t>
             </w:r>
           </w:p>
@@ -1139,6 +1229,36 @@
                 <w:sz w:val="19"/>
               </w:rPr>
               <w:t>pending</w:t>
+            </w:r>
+          </w:p>
+        </w:tc>
+      </w:tr>
+      <w:tr>
+        <w:tc>
+          <w:tcPr>
+            <w:tcW w:type="dxa" w:w="4536"/>
+          </w:tcPr>
+          <w:p>
+            <w:r/>
+            <w:r>
+              <w:rPr>
+                <w:sz w:val="19"/>
+              </w:rPr>
+              <w:t>Pump setting during the test</w:t>
+            </w:r>
+          </w:p>
+        </w:tc>
+        <w:tc>
+          <w:tcPr>
+            <w:tcW w:type="dxa" w:w="4536"/>
+          </w:tcPr>
+          <w:p>
+            <w:r/>
+            <w:r>
+              <w:rPr>
+                <w:sz w:val="19"/>
+              </w:rPr>
+              <w:t>60 m</w:t>
             </w:r>
           </w:p>
         </w:tc>

--- a/examples/projects/kuntolo/reports/Kuntolo_Pumping_Test_Report.docx
+++ b/examples/projects/kuntolo/reports/Kuntolo_Pumping_Test_Report.docx
@@ -165,6 +165,18 @@
       </w:pPr>
       <w:r>
         <w:t>Executive Summary</w:t>
+      </w:r>
+    </w:p>
+    <w:p>
+      <w:pPr>
+        <w:jc w:val="both"/>
+      </w:pPr>
+      <w:r>
+        <w:rPr>
+          <w:b/>
+          <w:i w:val="0"/>
+        </w:rPr>
+        <w:t>This report is provisional and not a certification (outstanding: Site position, Pumping test measured, Yield established). The findings below are those the supplied records support; the cover says what is missing.</w:t>
       </w:r>
     </w:p>
     <w:p>
@@ -620,7 +632,7 @@
       <w:r>
         <w:drawing>
           <wp:inline xmlns:a="http://schemas.openxmlformats.org/drawingml/2006/main" xmlns:pic="http://schemas.openxmlformats.org/drawingml/2006/picture">
-            <wp:extent cx="5040000" cy="4944987"/>
+            <wp:extent cx="5040000" cy="5184906"/>
             <wp:docPr id="1" name="Picture 1"/>
             <wp:cNvGraphicFramePr>
               <a:graphicFrameLocks noChangeAspect="1"/>
@@ -641,7 +653,7 @@
                   <pic:spPr>
                     <a:xfrm>
                       <a:off x="0" y="0"/>
-                      <a:ext cx="5040000" cy="4944987"/>
+                      <a:ext cx="5040000" cy="5184906"/>
                     </a:xfrm>
                     <a:prstGeom prst="rect"/>
                   </pic:spPr>
@@ -654,6 +666,7 @@
     </w:p>
     <w:p>
       <w:pPr>
+        <w:pStyle w:val="Caption"/>
         <w:jc w:val="center"/>
       </w:pPr>
       <w:r>
@@ -671,7 +684,7 @@
       <w:r>
         <w:drawing>
           <wp:inline xmlns:a="http://schemas.openxmlformats.org/drawingml/2006/main" xmlns:pic="http://schemas.openxmlformats.org/drawingml/2006/picture">
-            <wp:extent cx="5040000" cy="4979120"/>
+            <wp:extent cx="5040000" cy="5184906"/>
             <wp:docPr id="2" name="Picture 2"/>
             <wp:cNvGraphicFramePr>
               <a:graphicFrameLocks noChangeAspect="1"/>
@@ -692,7 +705,7 @@
                   <pic:spPr>
                     <a:xfrm>
                       <a:off x="0" y="0"/>
-                      <a:ext cx="5040000" cy="4979120"/>
+                      <a:ext cx="5040000" cy="5184906"/>
                     </a:xfrm>
                     <a:prstGeom prst="rect"/>
                   </pic:spPr>
@@ -705,6 +718,7 @@
     </w:p>
     <w:p>
       <w:pPr>
+        <w:pStyle w:val="Caption"/>
         <w:jc w:val="center"/>
       </w:pPr>
       <w:r>
@@ -776,6 +790,7 @@
     </w:p>
     <w:p>
       <w:pPr>
+        <w:pStyle w:val="Caption"/>
         <w:jc w:val="center"/>
       </w:pPr>
       <w:r>
@@ -901,6 +916,7 @@
     </w:p>
     <w:p>
       <w:pPr>
+        <w:pStyle w:val="Caption"/>
         <w:jc w:val="center"/>
       </w:pPr>
       <w:r>
@@ -938,6 +954,9 @@
       </w:r>
     </w:p>
     <w:p>
+      <w:pPr>
+        <w:pStyle w:val="Caption"/>
+      </w:pPr>
       <w:r>
         <w:rPr>
           <w:b/>
@@ -2082,7 +2101,7 @@
           <w:b/>
           <w:i w:val="0"/>
         </w:rPr>
-        <w:t>A. N. Analyst</w:t>
+        <w:t>WiNGiN</w:t>
       </w:r>
     </w:p>
     <w:p>

--- a/examples/projects/kuntolo/reports/Kuntolo_Pumping_Test_Report.docx
+++ b/examples/projects/kuntolo/reports/Kuntolo_Pumping_Test_Report.docx
@@ -869,6 +869,18 @@
     </w:p>
     <w:p>
       <w:pPr>
+        <w:jc w:val="both"/>
+      </w:pPr>
+      <w:r>
+        <w:rPr>
+          <w:b w:val="0"/>
+          <w:i w:val="0"/>
+        </w:rPr>
+        <w:t>The first step has fewer than five positive drawdowns, so no derivative is drawn.</w:t>
+      </w:r>
+    </w:p>
+    <w:p>
+      <w:pPr>
         <w:pStyle w:val="Heading2"/>
       </w:pPr>
       <w:r>
@@ -1377,6 +1389,60 @@
       </w:pPr>
       <w:r>
         <w:t>Hantush, M.S. (1964). Hydraulics of wells. In V.T. Chow (ed.), Advances in Hydroscience, 1, 281-442.</w:t>
+      </w:r>
+    </w:p>
+    <w:p>
+      <w:pPr>
+        <w:spacing w:after="80"/>
+        <w:ind w:left="454" w:hanging="454"/>
+      </w:pPr>
+      <w:r>
+        <w:t>Papadopulos, I.S. and Cooper, H.H. (1967). Drawdown in a well of large diameter. Water Resources Research, 3(1), 241-244.</w:t>
+      </w:r>
+    </w:p>
+    <w:p>
+      <w:pPr>
+        <w:spacing w:after="80"/>
+        <w:ind w:left="454" w:hanging="454"/>
+      </w:pPr>
+      <w:r>
+        <w:t>Stehfest, H. (1970). Algorithm 368: Numerical inversion of Laplace transforms. Communications of the ACM, 13(1), 47-49.</w:t>
+      </w:r>
+    </w:p>
+    <w:p>
+      <w:pPr>
+        <w:spacing w:after="80"/>
+        <w:ind w:left="454" w:hanging="454"/>
+      </w:pPr>
+      <w:r>
+        <w:t>Bourdet, D., Ayoub, J.A. and Pirard, Y.M. (1989). Use of pressure derivative in well-test interpretation. SPE Formation Evaluation, 4(2), 293-302.</w:t>
+      </w:r>
+    </w:p>
+    <w:p>
+      <w:pPr>
+        <w:spacing w:after="80"/>
+        <w:ind w:left="454" w:hanging="454"/>
+      </w:pPr>
+      <w:r>
+        <w:t>Renard, P., Glenz, D. and Mejias, M. (2009). Understanding diagnostic plots for well-test interpretation. Hydrogeology Journal, 17(3), 589-600.</w:t>
+      </w:r>
+    </w:p>
+    <w:p>
+      <w:pPr>
+        <w:spacing w:after="80"/>
+        <w:ind w:left="454" w:hanging="454"/>
+      </w:pPr>
+      <w:r>
+        <w:t>Kuensch, H.R. (1989). The jackknife and the bootstrap for general stationary observations. The Annals of Statistics, 17(3), 1217-1241.</w:t>
+      </w:r>
+    </w:p>
+    <w:p>
+      <w:pPr>
+        <w:spacing w:after="80"/>
+        <w:ind w:left="454" w:hanging="454"/>
+      </w:pPr>
+      <w:r>
+        <w:t>Hall, P., Horowitz, J.L. and Jing, B.-Y. (1995). On blocking rules for the bootstrap with dependent data. Biometrika, 82(3), 561-574.</w:t>
       </w:r>
     </w:p>
     <w:p>

--- a/examples/projects/kuntolo/reports/Kuntolo_Pumping_Test_Report.docx
+++ b/examples/projects/kuntolo/reports/Kuntolo_Pumping_Test_Report.docx
@@ -1451,6 +1451,24 @@
         <w:ind w:left="454" w:hanging="454"/>
       </w:pPr>
       <w:r>
+        <w:t>Politis, D.N. and Romano, J.P. (1992). A circular block-resampling procedure for stationary data. In R. LePage and L. Billard (eds), Exploring the Limits of Bootstrap, 263-270. Wiley, New York.</w:t>
+      </w:r>
+    </w:p>
+    <w:p>
+      <w:pPr>
+        <w:spacing w:after="80"/>
+        <w:ind w:left="454" w:hanging="454"/>
+      </w:pPr>
+      <w:r>
+        <w:t>Davison, A.C. and Hinkley, D.V. (1997). Bootstrap Methods and their Application. Cambridge University Press.</w:t>
+      </w:r>
+    </w:p>
+    <w:p>
+      <w:pPr>
+        <w:spacing w:after="80"/>
+        <w:ind w:left="454" w:hanging="454"/>
+      </w:pPr>
+      <w:r>
         <w:t>Rural Water Supply Network (2015). Professional Water Well Drilling: A UNICEF Guidance Note. St Gallen: RWSN / UNICEF.</w:t>
       </w:r>
     </w:p>

--- a/examples/projects/kuntolo/reports/Kuntolo_Pumping_Test_Report.docx
+++ b/examples/projects/kuntolo/reports/Kuntolo_Pumping_Test_Report.docx
@@ -632,7 +632,7 @@
       <w:r>
         <w:drawing>
           <wp:inline xmlns:a="http://schemas.openxmlformats.org/drawingml/2006/main" xmlns:pic="http://schemas.openxmlformats.org/drawingml/2006/picture">
-            <wp:extent cx="5040000" cy="5184906"/>
+            <wp:extent cx="5040000" cy="5203607"/>
             <wp:docPr id="1" name="Picture 1"/>
             <wp:cNvGraphicFramePr>
               <a:graphicFrameLocks noChangeAspect="1"/>
@@ -653,7 +653,7 @@
                   <pic:spPr>
                     <a:xfrm>
                       <a:off x="0" y="0"/>
-                      <a:ext cx="5040000" cy="5184906"/>
+                      <a:ext cx="5040000" cy="5203607"/>
                     </a:xfrm>
                     <a:prstGeom prst="rect"/>
                   </pic:spPr>
@@ -684,7 +684,7 @@
       <w:r>
         <w:drawing>
           <wp:inline xmlns:a="http://schemas.openxmlformats.org/drawingml/2006/main" xmlns:pic="http://schemas.openxmlformats.org/drawingml/2006/picture">
-            <wp:extent cx="5040000" cy="5184906"/>
+            <wp:extent cx="5040000" cy="5175605"/>
             <wp:docPr id="2" name="Picture 2"/>
             <wp:cNvGraphicFramePr>
               <a:graphicFrameLocks noChangeAspect="1"/>
@@ -705,7 +705,7 @@
                   <pic:spPr>
                     <a:xfrm>
                       <a:off x="0" y="0"/>
-                      <a:ext cx="5040000" cy="5184906"/>
+                      <a:ext cx="5040000" cy="5175605"/>
                     </a:xfrm>
                     <a:prstGeom prst="rect"/>
                   </pic:spPr>
@@ -756,7 +756,7 @@
       <w:r>
         <w:drawing>
           <wp:inline xmlns:a="http://schemas.openxmlformats.org/drawingml/2006/main" xmlns:pic="http://schemas.openxmlformats.org/drawingml/2006/picture">
-            <wp:extent cx="5400000" cy="3133656"/>
+            <wp:extent cx="5400000" cy="3129298"/>
             <wp:docPr id="3" name="Picture 3"/>
             <wp:cNvGraphicFramePr>
               <a:graphicFrameLocks noChangeAspect="1"/>
@@ -777,7 +777,7 @@
                   <pic:spPr>
                     <a:xfrm>
                       <a:off x="0" y="0"/>
-                      <a:ext cx="5400000" cy="3133656"/>
+                      <a:ext cx="5400000" cy="3129298"/>
                     </a:xfrm>
                     <a:prstGeom prst="rect"/>
                   </pic:spPr>
@@ -894,7 +894,7 @@
       <w:r>
         <w:drawing>
           <wp:inline xmlns:a="http://schemas.openxmlformats.org/drawingml/2006/main" xmlns:pic="http://schemas.openxmlformats.org/drawingml/2006/picture">
-            <wp:extent cx="5400000" cy="3598284"/>
+            <wp:extent cx="5400000" cy="3591437"/>
             <wp:docPr id="4" name="Picture 4"/>
             <wp:cNvGraphicFramePr>
               <a:graphicFrameLocks noChangeAspect="1"/>
@@ -915,7 +915,7 @@
                   <pic:spPr>
                     <a:xfrm>
                       <a:off x="0" y="0"/>
-                      <a:ext cx="5400000" cy="3598284"/>
+                      <a:ext cx="5400000" cy="3591437"/>
                     </a:xfrm>
                     <a:prstGeom prst="rect"/>
                   </pic:spPr>
@@ -2199,9 +2199,11 @@
     </w:p>
     <w:sectPr>
       <w:footerReference w:type="default" r:id="rId9"/>
+      <w:footerReference w:type="first" r:id="rId14"/>
       <w:pgSz w:w="11906" w:h="16838"/>
       <w:pgMar w:top="1417" w:right="1417" w:bottom="1417" w:left="1417" w:header="720" w:footer="720" w:gutter="0"/>
       <w:cols w:space="720"/>
+      <w:titlePg/>
       <w:docGrid w:linePitch="360"/>
     </w:sectPr>
   </w:body>
@@ -2219,9 +2221,84 @@
       <w:rPr>
         <w:sz w:val="18"/>
       </w:rPr>
+      <w:t xml:space="preserve">Document H9XB-FK6K-E - page </w:t>
+    </w:r>
+    <w:r>
+      <w:rPr>
+        <w:sz w:val="18"/>
+      </w:rPr>
       <w:fldChar w:fldCharType="begin"/>
       <w:instrText xml:space="preserve"> PAGE </w:instrText>
       <w:fldChar w:fldCharType="end"/>
+    </w:r>
+  </w:p>
+</w:ftr>
+</file>
+
+<file path=word/footer2.xml><?xml version="1.0" encoding="utf-8"?>
+<w:ftr xmlns:m="http://schemas.openxmlformats.org/officeDocument/2006/math" xmlns:mc="http://schemas.openxmlformats.org/markup-compatibility/2006" xmlns:mo="http://schemas.microsoft.com/office/mac/office/2008/main" xmlns:mv="urn:schemas-microsoft-com:mac:vml" xmlns:o="urn:schemas-microsoft-com:office:office" xmlns:r="http://schemas.openxmlformats.org/officeDocument/2006/relationships" xmlns:v="urn:schemas-microsoft-com:vml" xmlns:w10="urn:schemas-microsoft-com:office:word" xmlns:w14="http://schemas.microsoft.com/office/word/2010/wordml" xmlns:w="http://schemas.openxmlformats.org/wordprocessingml/2006/main" xmlns:wne="http://schemas.microsoft.com/office/word/2006/wordml" xmlns:wp14="http://schemas.microsoft.com/office/word/2010/wordprocessingDrawing" xmlns:wp="http://schemas.openxmlformats.org/drawingml/2006/wordprocessingDrawing" xmlns:wpc="http://schemas.microsoft.com/office/word/2010/wordprocessingCanvas" xmlns:wpg="http://schemas.microsoft.com/office/word/2010/wordprocessingGroup" xmlns:wpi="http://schemas.microsoft.com/office/word/2010/wordprocessingInk" xmlns:wps="http://schemas.microsoft.com/office/word/2010/wordprocessingShape" mc:Ignorable="w14 wp14">
+  <w:p>
+    <w:pPr>
+      <w:pStyle w:val="Footer"/>
+      <w:jc w:val="center"/>
+    </w:pPr>
+    <w:r>
+      <w:drawing>
+        <wp:inline xmlns:a="http://schemas.openxmlformats.org/drawingml/2006/main" xmlns:pic="http://schemas.openxmlformats.org/drawingml/2006/picture">
+          <wp:extent cx="936000" cy="936000"/>
+          <wp:docPr id="1" name="Picture 1"/>
+          <wp:cNvGraphicFramePr>
+            <a:graphicFrameLocks noChangeAspect="1"/>
+          </wp:cNvGraphicFramePr>
+          <a:graphic>
+            <a:graphicData uri="http://schemas.openxmlformats.org/drawingml/2006/picture">
+              <pic:pic>
+                <pic:nvPicPr>
+                  <pic:cNvPr id="0" name="image.png"/>
+                  <pic:cNvPicPr/>
+                </pic:nvPicPr>
+                <pic:blipFill>
+                  <a:blip r:embed="rId1"/>
+                  <a:stretch>
+                    <a:fillRect/>
+                  </a:stretch>
+                </pic:blipFill>
+                <pic:spPr>
+                  <a:xfrm>
+                    <a:off x="0" y="0"/>
+                    <a:ext cx="936000" cy="936000"/>
+                  </a:xfrm>
+                  <a:prstGeom prst="rect"/>
+                </pic:spPr>
+              </pic:pic>
+            </a:graphicData>
+          </a:graphic>
+        </wp:inline>
+      </w:drawing>
+    </w:r>
+  </w:p>
+  <w:p>
+    <w:pPr>
+      <w:jc w:val="center"/>
+    </w:pPr>
+    <w:r>
+      <w:rPr>
+        <w:b/>
+        <w:sz w:val="18"/>
+      </w:rPr>
+      <w:t>Document code H9XB-FK6K-E</w:t>
+    </w:r>
+  </w:p>
+  <w:p>
+    <w:pPr>
+      <w:jc w:val="center"/>
+    </w:pPr>
+    <w:r>
+      <w:rPr>
+        <w:i/>
+        <w:sz w:val="15"/>
+      </w:rPr>
+      <w:t>This code names the document as it was issued. The Verify a document page of the Groundwater Toolkit, or the command groundwater verify, checks a copy against it and needs no network.</w:t>
     </w:r>
   </w:p>
 </w:ftr>
@@ -26407,6 +26484,51 @@
 </a:theme>
 </file>
 
+<file path=customXml/groundwater-manifest.xml><?xml version="1.0" encoding="utf-8"?>
+<manifest xmlns="urn:groundwater-toolkit:manifest" format="1">
+  <document kind="pumping" title="Pumping Test Report - Kuntoloh" issued="" code="H9XB-FK6K-E"/>
+  <engine name="groundwater-python" version="0.3.0"/>
+  <calibration name="the toolkit's provisional default from PLAN.md step 3.3, adopted by no named person and not calibrated against drilled outcomes" sha256="8e8a1a20b2e9126cc9f7e17533a42ae08cde10e2bc22cdbcc08ffd2de3ba53a6"/>
+  <readiness state="not_ready">
+    <item state="unmet" title="Site position" by="" reason=""/>
+    <item state="unmet" title="Pumping test measured" by="" reason=""/>
+    <item state="unmet" title="Yield established" by="" reason=""/>
+  </readiness>
+  <evidence>
+    <file what="pumping test sheet" name="kuntolo_step_test.xlsx" sha256="d215874f988ed459a732954e6416d229e71deba216fd2d8b903faaa3371534ef"/>
+  </evidence>
+  <parts>
+    <part name="[Content_Types].xml" sha256="b5e12bdc7aa6c0e913ca35305a16c0a2c2d23cdf1b5c0a2b6e64ce579817701f"/>
+    <part name="_rels/.rels" sha256="a9ae57efe9186f07d48303bcac5d54c7e359bf3f503939c03ad2954e5c59a5c4"/>
+    <part name="customXml/_rels/item1.xml.rels" sha256="1ca6c9a64edcebe24ee703a54403611b322d96da33371779e742d2d3f7ed7a6c"/>
+    <part name="customXml/item1.xml" sha256="a86086ffc5d8e83ebd6c71a55d1d2efaa31b137977f5f3a752366e1023612144"/>
+    <part name="customXml/itemProps1.xml" sha256="c542307b13ec29a8b546217bb37936ab4822e044b265d2952985ec3d6afed24e"/>
+    <part name="docProps/app.xml" sha256="be664981c3141cddfc59362beb287ebf20d0773660e2dd6faac5968a5930a081"/>
+    <part name="docProps/core.xml" sha256="8db5ca9f0bf0655871e9648e15affbd23f6ca0d231c12746ee356dd47288407e"/>
+    <part name="docProps/thumbnail.jpeg" sha256="96367138dc44ce09bf2c8f0f8e49348a1478d2c5c0af69bbc2bbc38b63cdcead"/>
+    <part name="word/_rels/document.xml.rels" sha256="830b2b70c7b3f10bfefe62d96ad304c9fc14aabfb141dbdc363744a672db3648"/>
+    <part name="word/_rels/footer2.xml.rels" sha256="8ddb2c25ee5b720e6233b699d85e47529aa3e164d3e47d8909a298d0bde66efb"/>
+    <part name="word/document.xml" sha256="230822a29f6c3fbcad8fcb66db0615f7f2d0f372265c1f2e1f2d0ed802bc1674"/>
+    <part name="word/fontTable.xml" sha256="79385fb7f60247507ecaffc292e9ebd52ea0657b8634f629ba6fccc54011d6bb"/>
+    <part name="word/media/image1.png" sha256="89d5f240924ae0653d05075c3197845d7a38ad7afa577b776df96492a899b6c2"/>
+    <part name="word/media/image2.png" sha256="0bab8a4527e93447c7379b61ea7a8c810ab6825da39c1de17581b5ae24ff463e"/>
+    <part name="word/media/image3.png" sha256="53b5b7f0a1ffcc6cbdd42d1d6626cf076030a1430e13685e63208ff46fe054f4"/>
+    <part name="word/media/image4.png" sha256="42eb933a4ecbb19d034c545a6fe7bf14259136ea05493d55453f66b8df85edcf"/>
+    <part name="word/numbering.xml" sha256="70976f19cbcd896e51890859fe6ecb3467a5a7ad0c040160fedc5a1993cb09ce"/>
+    <part name="word/settings.xml" sha256="51a0d348fe85965c66e4748a03c3c0d055d78455514f03cb121c334af7d73689"/>
+    <part name="word/styles.xml" sha256="0c50f7c7a0a1a50339b87cda05e9d391ee9b64792efa029726495ba4ef4e8123"/>
+    <part name="word/stylesWithEffects.xml" sha256="463ae0928cf0d84775dbf8cf18d6c3029f6707c81bf590f6d6dd8757a5e93f15"/>
+    <part name="word/theme/theme1.xml" sha256="e3a8ab7db9ca7afca56f5f2820a56e8b660016c647773555b060b0a02ac76941"/>
+    <part name="word/webSettings.xml" sha256="349d36de7434d09f86987ff671d8814964a0588c1e630c06e562cda7e75e9f95"/>
+  </parts>
+  <carriers>
+    <part name="word/footer1.xml" sha256="4b52cf992f0a93f11f8d7b2740929778c0344b0f61e1fa2364a742ff6df4d9a6"/>
+    <part name="word/footer2.xml" sha256="b0491309fe8540607457b8cabd1f421b8949cca94a7d24e2a81ddc443d3b5a52"/>
+    <part name="word/media/image5.png" sha256="5514fee35fe7e7041f0e06f3db5905b0a2c37ca2c2bb022ec9d5cbf542db368c"/>
+  </carriers>
+</manifest>
+</file>
+
 <file path=customXml/item1.xml><?xml version="1.0" encoding="utf-8"?>
 <b:Sources xmlns:b="http://schemas.openxmlformats.org/officeDocument/2006/bibliography" xmlns="http://schemas.openxmlformats.org/officeDocument/2006/bibliography" SelectedStyle="/APA.XSL" StyleName="APA"/>
 </file>
